--- a/docs/Cahier_des_Charges_Jumia_Fati.docx
+++ b/docs/Cahier_des_Charges_Jumia_Fati.docx
@@ -31,20 +31,90 @@
         <w:rPr>
           <w:b/>
         </w:rPr>
-        <w:t>Conception et Mise en Œuvre d'une Solution Data Décisionnelle</w:t>
-      </w:r>
+        <w:t xml:space="preserve">Conception et Mise </w:t>
+      </w:r>
+      <w:proofErr w:type="spellStart"/>
+      <w:r>
+        <w:rPr>
+          <w:b/>
+        </w:rPr>
+        <w:t>en</w:t>
+      </w:r>
+      <w:proofErr w:type="spellEnd"/>
+      <w:r>
+        <w:rPr>
+          <w:b/>
+        </w:rPr>
+        <w:t xml:space="preserve"> </w:t>
+      </w:r>
+      <w:proofErr w:type="spellStart"/>
+      <w:r>
+        <w:rPr>
+          <w:b/>
+        </w:rPr>
+        <w:t>Œuvre</w:t>
+      </w:r>
+      <w:proofErr w:type="spellEnd"/>
+      <w:r>
+        <w:rPr>
+          <w:b/>
+        </w:rPr>
+        <w:t xml:space="preserve"> </w:t>
+      </w:r>
+      <w:proofErr w:type="spellStart"/>
+      <w:r>
+        <w:rPr>
+          <w:b/>
+        </w:rPr>
+        <w:t>d'une</w:t>
+      </w:r>
+      <w:proofErr w:type="spellEnd"/>
+      <w:r>
+        <w:rPr>
+          <w:b/>
+        </w:rPr>
+        <w:t xml:space="preserve"> Solution Data </w:t>
+      </w:r>
+      <w:proofErr w:type="spellStart"/>
+      <w:r>
+        <w:rPr>
+          <w:b/>
+        </w:rPr>
+        <w:t>Décisionnelle</w:t>
+      </w:r>
+      <w:proofErr w:type="spellEnd"/>
       <w:r>
         <w:rPr>
           <w:b/>
         </w:rPr>
         <w:br/>
       </w:r>
-      <w:r>
-        <w:t>Analyse des Produits et des Promotions Jumia</w:t>
+      <w:proofErr w:type="spellStart"/>
+      <w:r>
+        <w:t>Analyse</w:t>
+      </w:r>
+      <w:proofErr w:type="spellEnd"/>
+      <w:r>
+        <w:t xml:space="preserve"> des </w:t>
+      </w:r>
+      <w:proofErr w:type="spellStart"/>
+      <w:r>
+        <w:t>Produits</w:t>
+      </w:r>
+      <w:proofErr w:type="spellEnd"/>
+      <w:r>
+        <w:t xml:space="preserve"> et des Promotions Jumia</w:t>
       </w:r>
       <w:r>
         <w:br/>
-        <w:t>Projet Fil Rouge – Data Analyst 2026</w:t>
+      </w:r>
+      <w:proofErr w:type="spellStart"/>
+      <w:r>
+        <w:t>Projet</w:t>
+      </w:r>
+      <w:proofErr w:type="spellEnd"/>
+      <w:r>
+        <w:t xml:space="preserve"> Fil Rouge – Data Analyst 2026</w:t>
       </w:r>
     </w:p>
     <w:p>
@@ -105,23 +175,43 @@
     </w:p>
     <w:p>
       <w:r>
-        <w:t>1. Contexte</w:t>
-      </w:r>
+        <w:t xml:space="preserve">1. </w:t>
+      </w:r>
+      <w:proofErr w:type="spellStart"/>
+      <w:r>
+        <w:t>Contexte</w:t>
+      </w:r>
+      <w:proofErr w:type="spellEnd"/>
     </w:p>
     <w:p>
       <w:r>
-        <w:t>2. Problématique</w:t>
-      </w:r>
+        <w:t xml:space="preserve">2. </w:t>
+      </w:r>
+      <w:proofErr w:type="spellStart"/>
+      <w:r>
+        <w:t>Problématique</w:t>
+      </w:r>
+      <w:proofErr w:type="spellEnd"/>
     </w:p>
     <w:p>
       <w:r>
-        <w:t>3. Objectifs</w:t>
-      </w:r>
+        <w:t xml:space="preserve">3. </w:t>
+      </w:r>
+      <w:proofErr w:type="spellStart"/>
+      <w:r>
+        <w:t>Objectifs</w:t>
+      </w:r>
+      <w:proofErr w:type="spellEnd"/>
     </w:p>
     <w:p>
       <w:r>
-        <w:t>4. Périmètre</w:t>
-      </w:r>
+        <w:t xml:space="preserve">4. </w:t>
+      </w:r>
+      <w:proofErr w:type="spellStart"/>
+      <w:r>
+        <w:t>Périmètre</w:t>
+      </w:r>
+      <w:proofErr w:type="spellEnd"/>
     </w:p>
     <w:p>
       <w:r>
@@ -140,8 +230,13 @@
     </w:p>
     <w:p>
       <w:r>
-        <w:t>8. Modélisation</w:t>
-      </w:r>
+        <w:t xml:space="preserve">8. </w:t>
+      </w:r>
+      <w:proofErr w:type="spellStart"/>
+      <w:r>
+        <w:t>Modélisation</w:t>
+      </w:r>
+      <w:proofErr w:type="spellEnd"/>
     </w:p>
     <w:p>
       <w:r>
@@ -165,13 +260,31 @@
     </w:p>
     <w:p>
       <w:r>
-        <w:t>13. Risques</w:t>
-      </w:r>
+        <w:t xml:space="preserve">13. </w:t>
+      </w:r>
+      <w:proofErr w:type="spellStart"/>
+      <w:r>
+        <w:t>Risques</w:t>
+      </w:r>
+      <w:proofErr w:type="spellEnd"/>
     </w:p>
     <w:p>
       <w:r>
-        <w:t>14. Résultats attendus</w:t>
-      </w:r>
+        <w:t xml:space="preserve">14. </w:t>
+      </w:r>
+      <w:proofErr w:type="spellStart"/>
+      <w:r>
+        <w:t>Résultats</w:t>
+      </w:r>
+      <w:proofErr w:type="spellEnd"/>
+      <w:r>
+        <w:t xml:space="preserve"> </w:t>
+      </w:r>
+      <w:proofErr w:type="spellStart"/>
+      <w:r>
+        <w:t>attendus</w:t>
+      </w:r>
+      <w:proofErr w:type="spellEnd"/>
     </w:p>
     <w:p>
       <w:r>
@@ -187,65 +300,354 @@
       <w:pPr>
         <w:pStyle w:val="Titre1"/>
       </w:pPr>
+      <w:proofErr w:type="spellStart"/>
       <w:r>
         <w:t>Contexte</w:t>
       </w:r>
+      <w:proofErr w:type="spellEnd"/>
     </w:p>
     <w:p>
       <w:r>
-        <w:t>Jumia évolue dans un environnement e-commerce concurrentiel. Les données produits, promotions et évaluations représentent une source stratégique pour améliorer les décisions commerciales.</w:t>
+        <w:t xml:space="preserve">Jumia </w:t>
+      </w:r>
+      <w:proofErr w:type="spellStart"/>
+      <w:r>
+        <w:t>évolue</w:t>
+      </w:r>
+      <w:proofErr w:type="spellEnd"/>
+      <w:r>
+        <w:t xml:space="preserve"> dans un </w:t>
+      </w:r>
+      <w:proofErr w:type="spellStart"/>
+      <w:r>
+        <w:t>environnement</w:t>
+      </w:r>
+      <w:proofErr w:type="spellEnd"/>
+      <w:r>
+        <w:t xml:space="preserve"> e-commerce </w:t>
+      </w:r>
+      <w:proofErr w:type="spellStart"/>
+      <w:r>
+        <w:t>concurrentiel</w:t>
+      </w:r>
+      <w:proofErr w:type="spellEnd"/>
+      <w:r>
+        <w:t xml:space="preserve">. Les données </w:t>
+      </w:r>
+      <w:proofErr w:type="spellStart"/>
+      <w:r>
+        <w:t>produits</w:t>
+      </w:r>
+      <w:proofErr w:type="spellEnd"/>
+      <w:r>
+        <w:t xml:space="preserve">, promotions et </w:t>
+      </w:r>
+      <w:proofErr w:type="spellStart"/>
+      <w:r>
+        <w:t>évaluations</w:t>
+      </w:r>
+      <w:proofErr w:type="spellEnd"/>
+      <w:r>
+        <w:t xml:space="preserve"> </w:t>
+      </w:r>
+      <w:proofErr w:type="spellStart"/>
+      <w:r>
+        <w:t>représentent</w:t>
+      </w:r>
+      <w:proofErr w:type="spellEnd"/>
+      <w:r>
+        <w:t xml:space="preserve"> </w:t>
+      </w:r>
+      <w:proofErr w:type="spellStart"/>
+      <w:r>
+        <w:t>une</w:t>
+      </w:r>
+      <w:proofErr w:type="spellEnd"/>
+      <w:r>
+        <w:t xml:space="preserve"> source </w:t>
+      </w:r>
+      <w:proofErr w:type="spellStart"/>
+      <w:r>
+        <w:t>stratégique</w:t>
+      </w:r>
+      <w:proofErr w:type="spellEnd"/>
+      <w:r>
+        <w:t xml:space="preserve"> pour </w:t>
+      </w:r>
+      <w:proofErr w:type="spellStart"/>
+      <w:r>
+        <w:t>améliorer</w:t>
+      </w:r>
+      <w:proofErr w:type="spellEnd"/>
+      <w:r>
+        <w:t xml:space="preserve"> les </w:t>
+      </w:r>
+      <w:proofErr w:type="spellStart"/>
+      <w:r>
+        <w:t>décisions</w:t>
+      </w:r>
+      <w:proofErr w:type="spellEnd"/>
+      <w:r>
+        <w:t xml:space="preserve"> </w:t>
+      </w:r>
+      <w:proofErr w:type="spellStart"/>
+      <w:r>
+        <w:t>commerciales</w:t>
+      </w:r>
+      <w:proofErr w:type="spellEnd"/>
+      <w:r>
+        <w:t>.</w:t>
+      </w:r>
+    </w:p>
+    <w:p>
+      <w:pPr>
+        <w:pStyle w:val="Titre1"/>
+        <w:ind w:firstLine="720"/>
+      </w:pPr>
+      <w:proofErr w:type="spellStart"/>
+      <w:r>
+        <w:t>Problématique</w:t>
+      </w:r>
+      <w:proofErr w:type="spellEnd"/>
+    </w:p>
+    <w:p>
+      <w:r>
+        <w:t xml:space="preserve">Comment transformer les données des </w:t>
+      </w:r>
+      <w:proofErr w:type="spellStart"/>
+      <w:r>
+        <w:t>produits</w:t>
+      </w:r>
+      <w:proofErr w:type="spellEnd"/>
+      <w:r>
+        <w:t xml:space="preserve"> Jumia </w:t>
+      </w:r>
+      <w:proofErr w:type="spellStart"/>
+      <w:r>
+        <w:t>en</w:t>
+      </w:r>
+      <w:proofErr w:type="spellEnd"/>
+      <w:r>
+        <w:t xml:space="preserve"> </w:t>
+      </w:r>
+      <w:proofErr w:type="spellStart"/>
+      <w:r>
+        <w:t>indicateurs</w:t>
+      </w:r>
+      <w:proofErr w:type="spellEnd"/>
+      <w:r>
+        <w:t xml:space="preserve"> </w:t>
+      </w:r>
+      <w:proofErr w:type="spellStart"/>
+      <w:r>
+        <w:t>fiables</w:t>
+      </w:r>
+      <w:proofErr w:type="spellEnd"/>
+      <w:r>
+        <w:t xml:space="preserve"> </w:t>
+      </w:r>
+      <w:proofErr w:type="spellStart"/>
+      <w:r>
+        <w:t>afin</w:t>
+      </w:r>
+      <w:proofErr w:type="spellEnd"/>
+      <w:r>
+        <w:t xml:space="preserve"> </w:t>
+      </w:r>
+      <w:proofErr w:type="spellStart"/>
+      <w:r>
+        <w:t>d'optimiser</w:t>
+      </w:r>
+      <w:proofErr w:type="spellEnd"/>
+      <w:r>
+        <w:t xml:space="preserve"> les promotions, </w:t>
+      </w:r>
+      <w:proofErr w:type="spellStart"/>
+      <w:r>
+        <w:t>améliorer</w:t>
+      </w:r>
+      <w:proofErr w:type="spellEnd"/>
+      <w:r>
+        <w:t xml:space="preserve"> la satisfaction client et identifier les </w:t>
+      </w:r>
+      <w:proofErr w:type="spellStart"/>
+      <w:r>
+        <w:t>meilleures</w:t>
+      </w:r>
+      <w:proofErr w:type="spellEnd"/>
+      <w:r>
+        <w:t xml:space="preserve"> </w:t>
+      </w:r>
+      <w:proofErr w:type="spellStart"/>
+      <w:r>
+        <w:t>opportunités</w:t>
+      </w:r>
+      <w:proofErr w:type="spellEnd"/>
+      <w:r>
+        <w:t xml:space="preserve"> </w:t>
+      </w:r>
+      <w:proofErr w:type="spellStart"/>
+      <w:r>
+        <w:t>commerciales</w:t>
+      </w:r>
+      <w:proofErr w:type="spellEnd"/>
+      <w:r>
+        <w:t xml:space="preserve"> ?</w:t>
       </w:r>
     </w:p>
     <w:p>
       <w:pPr>
         <w:pStyle w:val="Titre1"/>
       </w:pPr>
-      <w:r>
-        <w:t>Problématique</w:t>
-      </w:r>
+      <w:proofErr w:type="spellStart"/>
+      <w:r>
+        <w:lastRenderedPageBreak/>
+        <w:t>Objectifs</w:t>
+      </w:r>
+      <w:proofErr w:type="spellEnd"/>
     </w:p>
     <w:p>
       <w:r>
-        <w:t xml:space="preserve">Comment transformer les données des produits Jumia en indicateurs fiables afin d'optimiser les promotions, améliorer la satisfaction client et identifier les meilleures opportunités </w:t>
-      </w:r>
-      <w:proofErr w:type="gramStart"/>
-      <w:r>
-        <w:t>commerciales ?</w:t>
-      </w:r>
-      <w:proofErr w:type="gramEnd"/>
+        <w:t xml:space="preserve">• </w:t>
+      </w:r>
+      <w:proofErr w:type="spellStart"/>
+      <w:r>
+        <w:t>Collecter</w:t>
+      </w:r>
+      <w:proofErr w:type="spellEnd"/>
+      <w:r>
+        <w:t xml:space="preserve"> les données</w:t>
+      </w:r>
+      <w:r>
+        <w:br/>
+        <w:t xml:space="preserve">• </w:t>
+      </w:r>
+      <w:proofErr w:type="spellStart"/>
+      <w:r>
+        <w:t>Nettoyer</w:t>
+      </w:r>
+      <w:proofErr w:type="spellEnd"/>
+      <w:r>
+        <w:t xml:space="preserve"> et </w:t>
+      </w:r>
+      <w:proofErr w:type="spellStart"/>
+      <w:r>
+        <w:t>enrichir</w:t>
+      </w:r>
+      <w:proofErr w:type="spellEnd"/>
+      <w:r>
+        <w:t xml:space="preserve"> les données</w:t>
+      </w:r>
+      <w:r>
+        <w:br/>
+        <w:t xml:space="preserve">• </w:t>
+      </w:r>
+      <w:proofErr w:type="spellStart"/>
+      <w:r>
+        <w:t>Construire</w:t>
+      </w:r>
+      <w:proofErr w:type="spellEnd"/>
+      <w:r>
+        <w:t xml:space="preserve"> un pipeline ETL</w:t>
+      </w:r>
+      <w:r>
+        <w:br/>
+        <w:t xml:space="preserve">• </w:t>
+      </w:r>
+      <w:proofErr w:type="spellStart"/>
+      <w:r>
+        <w:t>Concevoir</w:t>
+      </w:r>
+      <w:proofErr w:type="spellEnd"/>
+      <w:r>
+        <w:t xml:space="preserve"> un Data Warehouse</w:t>
+      </w:r>
+      <w:r>
+        <w:br/>
+        <w:t xml:space="preserve">• </w:t>
+      </w:r>
+      <w:proofErr w:type="spellStart"/>
+      <w:r>
+        <w:t>Produire</w:t>
+      </w:r>
+      <w:proofErr w:type="spellEnd"/>
+      <w:r>
+        <w:t xml:space="preserve"> des KPI</w:t>
+      </w:r>
+      <w:r>
+        <w:br/>
+        <w:t xml:space="preserve">• </w:t>
+      </w:r>
+      <w:proofErr w:type="spellStart"/>
+      <w:r>
+        <w:t>Développer</w:t>
+      </w:r>
+      <w:proofErr w:type="spellEnd"/>
+      <w:r>
+        <w:t xml:space="preserve"> un dashboard Power BI.</w:t>
+      </w:r>
     </w:p>
     <w:p>
       <w:pPr>
         <w:pStyle w:val="Titre1"/>
       </w:pPr>
-      <w:r>
-        <w:lastRenderedPageBreak/>
-        <w:t>Objectifs</w:t>
-      </w:r>
+      <w:proofErr w:type="spellStart"/>
+      <w:r>
+        <w:t>Périmètre</w:t>
+      </w:r>
+      <w:proofErr w:type="spellEnd"/>
     </w:p>
     <w:p>
       <w:r>
-        <w:t>• Collecter les données</w:t>
-      </w:r>
-      <w:r>
-        <w:br/>
-        <w:t>• Nettoyer et enrichir les données</w:t>
-      </w:r>
-      <w:r>
-        <w:br/>
-        <w:t>• Construire un pipeline ETL</w:t>
-      </w:r>
-      <w:r>
-        <w:br/>
-        <w:t>• Concevoir un Data Warehouse</w:t>
-      </w:r>
-      <w:r>
-        <w:br/>
-        <w:t>• Produire des KPI</w:t>
-      </w:r>
-      <w:r>
-        <w:br/>
-        <w:t>• Développer un dashboard Power BI.</w:t>
+        <w:t xml:space="preserve">Le </w:t>
+      </w:r>
+      <w:proofErr w:type="spellStart"/>
+      <w:r>
+        <w:t>projet</w:t>
+      </w:r>
+      <w:proofErr w:type="spellEnd"/>
+      <w:r>
+        <w:t xml:space="preserve"> </w:t>
+      </w:r>
+      <w:proofErr w:type="spellStart"/>
+      <w:r>
+        <w:t>couvre</w:t>
+      </w:r>
+      <w:proofErr w:type="spellEnd"/>
+      <w:r>
+        <w:t xml:space="preserve"> </w:t>
+      </w:r>
+      <w:proofErr w:type="spellStart"/>
+      <w:r>
+        <w:t>l'ingestion</w:t>
+      </w:r>
+      <w:proofErr w:type="spellEnd"/>
+      <w:r>
+        <w:t xml:space="preserve">, la </w:t>
+      </w:r>
+      <w:proofErr w:type="spellStart"/>
+      <w:r>
+        <w:t>préparation</w:t>
+      </w:r>
+      <w:proofErr w:type="spellEnd"/>
+      <w:r>
+        <w:t xml:space="preserve">, le stockage, </w:t>
+      </w:r>
+      <w:proofErr w:type="spellStart"/>
+      <w:r>
+        <w:t>l'analyse</w:t>
+      </w:r>
+      <w:proofErr w:type="spellEnd"/>
+      <w:r>
+        <w:t xml:space="preserve"> et la </w:t>
+      </w:r>
+      <w:proofErr w:type="spellStart"/>
+      <w:r>
+        <w:t>visualisation</w:t>
+      </w:r>
+      <w:proofErr w:type="spellEnd"/>
+      <w:r>
+        <w:t xml:space="preserve"> des données.</w:t>
       </w:r>
     </w:p>
     <w:p>
@@ -253,12 +655,78 @@
         <w:pStyle w:val="Titre1"/>
       </w:pPr>
       <w:r>
-        <w:t>Périmètre</w:t>
+        <w:t>Sources de données</w:t>
       </w:r>
     </w:p>
     <w:p>
       <w:r>
-        <w:t>Le projet couvre l'ingestion, la préparation, le stockage, l'analyse et la visualisation des données.</w:t>
+        <w:t xml:space="preserve">Dataset Jumia Products (2004 </w:t>
+      </w:r>
+      <w:proofErr w:type="spellStart"/>
+      <w:r>
+        <w:t>lignes</w:t>
+      </w:r>
+      <w:proofErr w:type="spellEnd"/>
+      <w:r>
+        <w:t>, 1</w:t>
+      </w:r>
+      <w:r>
+        <w:t>2</w:t>
+      </w:r>
+      <w:r>
+        <w:t xml:space="preserve"> </w:t>
+      </w:r>
+      <w:proofErr w:type="spellStart"/>
+      <w:r>
+        <w:t>colonnes</w:t>
+      </w:r>
+      <w:proofErr w:type="spellEnd"/>
+      <w:r>
+        <w:t>).</w:t>
+      </w:r>
+      <w:r>
+        <w:br/>
+        <w:t xml:space="preserve">Variables : </w:t>
+      </w:r>
+      <w:proofErr w:type="spellStart"/>
+      <w:r>
+        <w:t>produit</w:t>
+      </w:r>
+      <w:proofErr w:type="spellEnd"/>
+      <w:r>
+        <w:t xml:space="preserve">, prix, </w:t>
+      </w:r>
+      <w:proofErr w:type="spellStart"/>
+      <w:r>
+        <w:t>ancien</w:t>
+      </w:r>
+      <w:proofErr w:type="spellEnd"/>
+      <w:r>
+        <w:t xml:space="preserve"> prix, </w:t>
+      </w:r>
+      <w:proofErr w:type="spellStart"/>
+      <w:r>
+        <w:t>réduction</w:t>
+      </w:r>
+      <w:proofErr w:type="spellEnd"/>
+      <w:r>
+        <w:t xml:space="preserve">, note, avis, </w:t>
+      </w:r>
+      <w:proofErr w:type="spellStart"/>
+      <w:r>
+        <w:t>vendeur</w:t>
+      </w:r>
+      <w:proofErr w:type="spellEnd"/>
+      <w:r>
+        <w:t xml:space="preserve">, </w:t>
+      </w:r>
+      <w:proofErr w:type="spellStart"/>
+      <w:r>
+        <w:t>qualité</w:t>
+      </w:r>
+      <w:proofErr w:type="spellEnd"/>
+      <w:r>
+        <w:t>, satisfaction, lien.</w:t>
       </w:r>
     </w:p>
     <w:p>
@@ -266,37 +734,32 @@
         <w:pStyle w:val="Titre1"/>
       </w:pPr>
       <w:r>
-        <w:t>Sources de données</w:t>
+        <w:t>Architecture</w:t>
       </w:r>
     </w:p>
     <w:p>
       <w:r>
-        <w:t>Dataset Jumia Products (2004 lignes, 1</w:t>
-      </w:r>
-      <w:r>
-        <w:t>2</w:t>
-      </w:r>
-      <w:r>
-        <w:t xml:space="preserve"> colonnes).</w:t>
-      </w:r>
-      <w:r>
-        <w:br/>
-      </w:r>
-      <w:proofErr w:type="gramStart"/>
-      <w:r>
-        <w:t>Variables :</w:t>
-      </w:r>
-      <w:proofErr w:type="gramEnd"/>
-      <w:r>
-        <w:t xml:space="preserve"> produit, prix, ancien prix, réduction, note, avis, vendeur, qualité, satisfaction, </w:t>
-      </w:r>
-      <w:proofErr w:type="gramStart"/>
-      <w:r>
-        <w:t>lien</w:t>
-      </w:r>
-      <w:proofErr w:type="gramEnd"/>
-      <w:r>
-        <w:t>.</w:t>
+        <w:t xml:space="preserve">Architecture </w:t>
+      </w:r>
+      <w:r>
+        <w:t>Medallion:</w:t>
+      </w:r>
+      <w:r>
+        <w:t xml:space="preserve"> Bronze (CSV brut) → Silver (données </w:t>
+      </w:r>
+      <w:proofErr w:type="spellStart"/>
+      <w:r>
+        <w:t>nettoyées</w:t>
+      </w:r>
+      <w:proofErr w:type="spellEnd"/>
+      <w:r>
+        <w:t xml:space="preserve">) → Gold (tables métier) → </w:t>
+      </w:r>
+      <w:r>
+        <w:t>PostgreSQL</w:t>
+      </w:r>
+      <w:r>
+        <w:t>→ Power BI.</w:t>
       </w:r>
     </w:p>
     <w:p>
@@ -304,47 +767,142 @@
         <w:pStyle w:val="Titre1"/>
       </w:pPr>
       <w:r>
-        <w:t>Architecture</w:t>
+        <w:t>Pipeline ETL</w:t>
       </w:r>
     </w:p>
     <w:p>
       <w:r>
-        <w:t xml:space="preserve">Architecture </w:t>
-      </w:r>
-      <w:r>
-        <w:t>Medallion:</w:t>
-      </w:r>
-      <w:r>
-        <w:t xml:space="preserve"> Bronze (CSV brut) → Silver (données nettoyées) → Gold (tables métier) → </w:t>
-      </w:r>
-      <w:r>
-        <w:t>PostgreSQL</w:t>
-      </w:r>
-      <w:r>
-        <w:t>→ Power BI.</w:t>
+        <w:t xml:space="preserve">Extraction avec Python/Pandas, </w:t>
+      </w:r>
+      <w:proofErr w:type="spellStart"/>
+      <w:r>
+        <w:t>nettoyage</w:t>
+      </w:r>
+      <w:proofErr w:type="spellEnd"/>
+      <w:r>
+        <w:t xml:space="preserve"> (</w:t>
+      </w:r>
+      <w:proofErr w:type="spellStart"/>
+      <w:r>
+        <w:t>doublons</w:t>
+      </w:r>
+      <w:proofErr w:type="spellEnd"/>
+      <w:r>
+        <w:t xml:space="preserve">, </w:t>
+      </w:r>
+      <w:proofErr w:type="spellStart"/>
+      <w:r>
+        <w:t>valeurs</w:t>
+      </w:r>
+      <w:proofErr w:type="spellEnd"/>
+      <w:r>
+        <w:t xml:space="preserve"> </w:t>
+      </w:r>
+      <w:proofErr w:type="spellStart"/>
+      <w:r>
+        <w:t>nulles</w:t>
+      </w:r>
+      <w:proofErr w:type="spellEnd"/>
+      <w:r>
+        <w:t xml:space="preserve">, types), transformation, </w:t>
+      </w:r>
+      <w:proofErr w:type="spellStart"/>
+      <w:r>
+        <w:t>chargement</w:t>
+      </w:r>
+      <w:proofErr w:type="spellEnd"/>
+      <w:r>
+        <w:t xml:space="preserve"> dans </w:t>
+      </w:r>
+      <w:r>
+        <w:t xml:space="preserve">PostgreSQL </w:t>
+      </w:r>
+      <w:proofErr w:type="spellStart"/>
+      <w:r>
+        <w:t>puis</w:t>
+      </w:r>
+      <w:proofErr w:type="spellEnd"/>
+      <w:r>
+        <w:t xml:space="preserve"> </w:t>
+      </w:r>
+      <w:r>
+        <w:t>visualization</w:t>
+      </w:r>
+      <w:r>
+        <w:t>.</w:t>
       </w:r>
     </w:p>
     <w:p>
       <w:pPr>
         <w:pStyle w:val="Titre1"/>
       </w:pPr>
-      <w:r>
-        <w:t>Pipeline ETL</w:t>
-      </w:r>
+      <w:proofErr w:type="spellStart"/>
+      <w:r>
+        <w:t>Modélisation</w:t>
+      </w:r>
+      <w:proofErr w:type="spellEnd"/>
     </w:p>
     <w:p>
-      <w:r>
-        <w:t xml:space="preserve">Extraction avec Python/Pandas, nettoyage (doublons, valeurs nulles, types), transformation, chargement dans </w:t>
-      </w:r>
-      <w:r>
-        <w:t xml:space="preserve">PostgreSQL </w:t>
-      </w:r>
-      <w:r>
-        <w:t xml:space="preserve">puis </w:t>
-      </w:r>
-      <w:r>
-        <w:t>visualization</w:t>
-      </w:r>
+      <w:proofErr w:type="spellStart"/>
+      <w:r>
+        <w:t>Schéma</w:t>
+      </w:r>
+      <w:proofErr w:type="spellEnd"/>
+      <w:r>
+        <w:t xml:space="preserve"> </w:t>
+      </w:r>
+      <w:proofErr w:type="spellStart"/>
+      <w:r>
+        <w:t>en</w:t>
+      </w:r>
+      <w:proofErr w:type="spellEnd"/>
+      <w:r>
+        <w:t xml:space="preserve"> étoile.</w:t>
+      </w:r>
+      <w:r>
+        <w:br/>
+      </w:r>
+      <w:proofErr w:type="spellStart"/>
+      <w:r>
+        <w:t>Fact_Products</w:t>
+      </w:r>
+      <w:proofErr w:type="spellEnd"/>
+      <w:r>
+        <w:t xml:space="preserve"> : prix, </w:t>
+      </w:r>
+      <w:proofErr w:type="spellStart"/>
+      <w:r>
+        <w:t>réduction</w:t>
+      </w:r>
+      <w:proofErr w:type="spellEnd"/>
+      <w:r>
+        <w:t>, note, avis.</w:t>
+      </w:r>
+      <w:r>
+        <w:br/>
+        <w:t xml:space="preserve">Dimensions : </w:t>
+      </w:r>
+      <w:proofErr w:type="spellStart"/>
+      <w:r>
+        <w:t>Produit</w:t>
+      </w:r>
+      <w:proofErr w:type="spellEnd"/>
+      <w:r>
+        <w:t xml:space="preserve">, </w:t>
+      </w:r>
+      <w:proofErr w:type="spellStart"/>
+      <w:r>
+        <w:t>Vendeur</w:t>
+      </w:r>
+      <w:proofErr w:type="spellEnd"/>
+      <w:r>
+        <w:t xml:space="preserve">, </w:t>
+      </w:r>
+      <w:proofErr w:type="spellStart"/>
+      <w:r>
+        <w:t>Qualité</w:t>
+      </w:r>
+      <w:proofErr w:type="spellEnd"/>
       <w:r>
         <w:t>.</w:t>
       </w:r>
@@ -354,35 +912,60 @@
         <w:pStyle w:val="Titre1"/>
       </w:pPr>
       <w:r>
-        <w:t>Modélisation</w:t>
+        <w:t>KPI</w:t>
       </w:r>
     </w:p>
     <w:p>
       <w:r>
-        <w:t>Schéma en étoile.</w:t>
-      </w:r>
-      <w:r>
-        <w:br/>
-        <w:t>Fact_</w:t>
-      </w:r>
-      <w:proofErr w:type="gramStart"/>
-      <w:r>
-        <w:t>Products :</w:t>
-      </w:r>
-      <w:proofErr w:type="gramEnd"/>
-      <w:r>
-        <w:t xml:space="preserve"> prix, réduction, note, avis.</w:t>
-      </w:r>
-      <w:r>
-        <w:br/>
-      </w:r>
-      <w:proofErr w:type="gramStart"/>
-      <w:r>
-        <w:t>Dimensions :</w:t>
-      </w:r>
-      <w:proofErr w:type="gramEnd"/>
-      <w:r>
-        <w:t xml:space="preserve"> Produit, Vendeur, Qualité, Date.</w:t>
+        <w:t xml:space="preserve">Total </w:t>
+      </w:r>
+      <w:proofErr w:type="spellStart"/>
+      <w:r>
+        <w:t>produits</w:t>
+      </w:r>
+      <w:proofErr w:type="spellEnd"/>
+      <w:r>
+        <w:t xml:space="preserve">, prix moyen, prix min/max, </w:t>
+      </w:r>
+      <w:proofErr w:type="spellStart"/>
+      <w:r>
+        <w:t>réduction</w:t>
+      </w:r>
+      <w:proofErr w:type="spellEnd"/>
+      <w:r>
+        <w:t xml:space="preserve"> </w:t>
+      </w:r>
+      <w:proofErr w:type="spellStart"/>
+      <w:r>
+        <w:t>moyenne</w:t>
+      </w:r>
+      <w:proofErr w:type="spellEnd"/>
+      <w:r>
+        <w:t xml:space="preserve">, top promotions, note </w:t>
+      </w:r>
+      <w:proofErr w:type="spellStart"/>
+      <w:r>
+        <w:t>moyenne</w:t>
+      </w:r>
+      <w:proofErr w:type="spellEnd"/>
+      <w:r>
+        <w:t xml:space="preserve">, top </w:t>
+      </w:r>
+      <w:proofErr w:type="spellStart"/>
+      <w:r>
+        <w:t>vendeurs</w:t>
+      </w:r>
+      <w:proofErr w:type="spellEnd"/>
+      <w:r>
+        <w:t xml:space="preserve">, satisfaction client, distribution des </w:t>
+      </w:r>
+      <w:proofErr w:type="spellStart"/>
+      <w:r>
+        <w:t>catégories</w:t>
+      </w:r>
+      <w:proofErr w:type="spellEnd"/>
+      <w:r>
+        <w:t>.</w:t>
       </w:r>
     </w:p>
     <w:p>
@@ -390,12 +973,60 @@
         <w:pStyle w:val="Titre1"/>
       </w:pPr>
       <w:r>
-        <w:t>KPI</w:t>
+        <w:t>Dashboards</w:t>
       </w:r>
     </w:p>
     <w:p>
       <w:r>
-        <w:t>Total produits, prix moyen, prix min/max, réduction moyenne, top promotions, note moyenne, top vendeurs, satisfaction client, distribution des catégories.</w:t>
+        <w:t xml:space="preserve">1. Vue </w:t>
+      </w:r>
+      <w:proofErr w:type="spellStart"/>
+      <w:r>
+        <w:t>générale</w:t>
+      </w:r>
+      <w:proofErr w:type="spellEnd"/>
+      <w:r>
+        <w:br/>
+        <w:t xml:space="preserve">2. </w:t>
+      </w:r>
+      <w:proofErr w:type="spellStart"/>
+      <w:r>
+        <w:t>Analyse</w:t>
+      </w:r>
+      <w:proofErr w:type="spellEnd"/>
+      <w:r>
+        <w:t xml:space="preserve"> des prix</w:t>
+      </w:r>
+      <w:r>
+        <w:br/>
+      </w:r>
+      <w:r>
+        <w:lastRenderedPageBreak/>
+        <w:t xml:space="preserve">3. </w:t>
+      </w:r>
+      <w:proofErr w:type="spellStart"/>
+      <w:r>
+        <w:t>Analyse</w:t>
+      </w:r>
+      <w:proofErr w:type="spellEnd"/>
+      <w:r>
+        <w:t xml:space="preserve"> des promotions</w:t>
+      </w:r>
+      <w:r>
+        <w:br/>
+        <w:t>4. Satisfaction client</w:t>
+      </w:r>
+      <w:r>
+        <w:br/>
+        <w:t xml:space="preserve">5. Performance des </w:t>
+      </w:r>
+      <w:proofErr w:type="spellStart"/>
+      <w:r>
+        <w:t>vendeurs</w:t>
+      </w:r>
+      <w:proofErr w:type="spellEnd"/>
+      <w:r>
+        <w:t>.</w:t>
       </w:r>
     </w:p>
     <w:p>
@@ -403,31 +1034,38 @@
         <w:pStyle w:val="Titre1"/>
       </w:pPr>
       <w:r>
-        <w:t>Dashboards</w:t>
+        <w:t>Technologies</w:t>
       </w:r>
     </w:p>
     <w:p>
       <w:r>
-        <w:t>1. Vue générale</w:t>
-      </w:r>
-      <w:r>
-        <w:br/>
-        <w:t>2. Analyse des prix</w:t>
-      </w:r>
-      <w:r>
-        <w:br/>
-      </w:r>
-      <w:r>
-        <w:lastRenderedPageBreak/>
-        <w:t>3. Analyse des promotions</w:t>
-      </w:r>
-      <w:r>
-        <w:br/>
-        <w:t>4. Satisfaction client</w:t>
-      </w:r>
-      <w:r>
-        <w:br/>
-        <w:t>5. Performance des vendeurs.</w:t>
+        <w:t xml:space="preserve">Python, Pandas, SQL, </w:t>
+      </w:r>
+      <w:r>
+        <w:t>PostgreSQL</w:t>
+      </w:r>
+      <w:r>
+        <w:t>, Power BI, Git, GitHub, Jira</w:t>
+      </w:r>
+      <w:r>
+        <w:t xml:space="preserve">, </w:t>
+      </w:r>
+      <w:r>
+        <w:t>Docker</w:t>
+      </w:r>
+      <w:r>
+        <w:t>,</w:t>
+      </w:r>
+      <w:r>
+        <w:rPr>
+          <w:rFonts w:ascii="Cambria" w:hAnsi="Cambria"/>
+          <w:color w:val="000000"/>
+          <w:shd w:val="clear" w:color="auto" w:fill="FFFFFF"/>
+        </w:rPr>
+        <w:t xml:space="preserve"> </w:t>
+      </w:r>
+      <w:r>
+        <w:t>Airflow</w:t>
       </w:r>
     </w:p>
     <w:p>
@@ -435,25 +1073,39 @@
         <w:pStyle w:val="Titre1"/>
       </w:pPr>
       <w:r>
-        <w:t>Technologies</w:t>
+        <w:t>Planning</w:t>
       </w:r>
     </w:p>
     <w:p>
       <w:r>
-        <w:t xml:space="preserve">Python, Pandas, SQL, </w:t>
-      </w:r>
-      <w:r>
-        <w:t>PostgreSQL</w:t>
-      </w:r>
-      <w:r>
-        <w:t>, Power BI, Git, GitHub, Jira</w:t>
-      </w:r>
-      <w:r>
-        <w:t xml:space="preserve">, </w:t>
-      </w:r>
-      <w:r>
-        <w:t>Docker</w:t>
-      </w:r>
+        <w:t xml:space="preserve">S1 : </w:t>
+      </w:r>
+      <w:proofErr w:type="spellStart"/>
+      <w:r>
+        <w:t>Analyse</w:t>
+      </w:r>
+      <w:proofErr w:type="spellEnd"/>
+      <w:r>
+        <w:br/>
+        <w:t>S2 : ETL</w:t>
+      </w:r>
+      <w:r>
+        <w:br/>
+        <w:t>S3 : DWH</w:t>
+      </w:r>
+      <w:r>
+        <w:br/>
+        <w:t>S4 : Dashboard</w:t>
+      </w:r>
+      <w:r>
+        <w:br/>
+        <w:t xml:space="preserve">S5 : Documentation et </w:t>
+      </w:r>
+      <w:proofErr w:type="spellStart"/>
+      <w:r>
+        <w:t>soutenance</w:t>
+      </w:r>
+      <w:proofErr w:type="spellEnd"/>
       <w:r>
         <w:t>.</w:t>
       </w:r>
@@ -462,82 +1114,139 @@
       <w:pPr>
         <w:pStyle w:val="Titre1"/>
       </w:pPr>
-      <w:r>
-        <w:t>Planning</w:t>
-      </w:r>
+      <w:proofErr w:type="spellStart"/>
+      <w:r>
+        <w:t>Risques</w:t>
+      </w:r>
+      <w:proofErr w:type="spellEnd"/>
     </w:p>
     <w:p>
-      <w:r>
-        <w:t>S</w:t>
-      </w:r>
-      <w:proofErr w:type="gramStart"/>
-      <w:r>
-        <w:t>1 :</w:t>
-      </w:r>
-      <w:proofErr w:type="gramEnd"/>
-      <w:r>
-        <w:t xml:space="preserve"> Analyse</w:t>
-      </w:r>
-      <w:r>
-        <w:br/>
-        <w:t>S</w:t>
-      </w:r>
-      <w:proofErr w:type="gramStart"/>
-      <w:r>
-        <w:t>2 :</w:t>
-      </w:r>
-      <w:proofErr w:type="gramEnd"/>
-      <w:r>
-        <w:t xml:space="preserve"> ETL</w:t>
-      </w:r>
-      <w:r>
-        <w:br/>
-        <w:t>S</w:t>
-      </w:r>
-      <w:proofErr w:type="gramStart"/>
-      <w:r>
-        <w:t>3 :</w:t>
-      </w:r>
-      <w:proofErr w:type="gramEnd"/>
-      <w:r>
-        <w:t xml:space="preserve"> DWH</w:t>
-      </w:r>
-      <w:r>
-        <w:br/>
-        <w:t>S</w:t>
-      </w:r>
-      <w:proofErr w:type="gramStart"/>
-      <w:r>
-        <w:t>4 :</w:t>
-      </w:r>
-      <w:proofErr w:type="gramEnd"/>
-      <w:r>
-        <w:t xml:space="preserve"> Dashboard</w:t>
-      </w:r>
-      <w:r>
-        <w:br/>
-        <w:t>S</w:t>
-      </w:r>
-      <w:proofErr w:type="gramStart"/>
-      <w:r>
-        <w:t>5 :</w:t>
-      </w:r>
-      <w:proofErr w:type="gramEnd"/>
-      <w:r>
-        <w:t xml:space="preserve"> Documentation et soutenance.</w:t>
+      <w:proofErr w:type="spellStart"/>
+      <w:r>
+        <w:t>Qualité</w:t>
+      </w:r>
+      <w:proofErr w:type="spellEnd"/>
+      <w:r>
+        <w:t xml:space="preserve"> des données, </w:t>
+      </w:r>
+      <w:proofErr w:type="spellStart"/>
+      <w:r>
+        <w:t>valeurs</w:t>
+      </w:r>
+      <w:proofErr w:type="spellEnd"/>
+      <w:r>
+        <w:t xml:space="preserve"> </w:t>
+      </w:r>
+      <w:proofErr w:type="spellStart"/>
+      <w:r>
+        <w:t>manquantes</w:t>
+      </w:r>
+      <w:proofErr w:type="spellEnd"/>
+      <w:r>
+        <w:t xml:space="preserve">, </w:t>
+      </w:r>
+      <w:proofErr w:type="spellStart"/>
+      <w:r>
+        <w:t>incohérences</w:t>
+      </w:r>
+      <w:proofErr w:type="spellEnd"/>
+      <w:r>
+        <w:t>, performances SQL, mise à jour des données.</w:t>
       </w:r>
     </w:p>
     <w:p>
       <w:pPr>
         <w:pStyle w:val="Titre1"/>
       </w:pPr>
-      <w:r>
-        <w:t>Risques</w:t>
-      </w:r>
+      <w:proofErr w:type="spellStart"/>
+      <w:r>
+        <w:t>Résultats</w:t>
+      </w:r>
+      <w:proofErr w:type="spellEnd"/>
+      <w:r>
+        <w:t xml:space="preserve"> </w:t>
+      </w:r>
+      <w:proofErr w:type="spellStart"/>
+      <w:r>
+        <w:t>attendus</w:t>
+      </w:r>
+      <w:proofErr w:type="spellEnd"/>
     </w:p>
     <w:p>
       <w:r>
-        <w:t>Qualité des données, valeurs manquantes, incohérences, performances SQL, mise à jour des données.</w:t>
+        <w:t xml:space="preserve">Solution </w:t>
+      </w:r>
+      <w:proofErr w:type="spellStart"/>
+      <w:r>
+        <w:t>décisionnelle</w:t>
+      </w:r>
+      <w:proofErr w:type="spellEnd"/>
+      <w:r>
+        <w:t xml:space="preserve"> </w:t>
+      </w:r>
+      <w:proofErr w:type="spellStart"/>
+      <w:r>
+        <w:t>complète</w:t>
+      </w:r>
+      <w:proofErr w:type="spellEnd"/>
+      <w:r>
+        <w:t xml:space="preserve">, </w:t>
+      </w:r>
+      <w:proofErr w:type="spellStart"/>
+      <w:r>
+        <w:t>automatisée</w:t>
+      </w:r>
+      <w:proofErr w:type="spellEnd"/>
+      <w:r>
+        <w:t xml:space="preserve">, reproductible et </w:t>
+      </w:r>
+      <w:proofErr w:type="spellStart"/>
+      <w:r>
+        <w:t>documentée</w:t>
+      </w:r>
+      <w:proofErr w:type="spellEnd"/>
+      <w:r>
+        <w:t xml:space="preserve"> </w:t>
+      </w:r>
+      <w:proofErr w:type="spellStart"/>
+      <w:r>
+        <w:t>permettant</w:t>
+      </w:r>
+      <w:proofErr w:type="spellEnd"/>
+      <w:r>
+        <w:t xml:space="preserve"> </w:t>
+      </w:r>
+      <w:proofErr w:type="spellStart"/>
+      <w:r>
+        <w:t>une</w:t>
+      </w:r>
+      <w:proofErr w:type="spellEnd"/>
+      <w:r>
+        <w:t xml:space="preserve"> </w:t>
+      </w:r>
+      <w:proofErr w:type="spellStart"/>
+      <w:r>
+        <w:t>prise</w:t>
+      </w:r>
+      <w:proofErr w:type="spellEnd"/>
+      <w:r>
+        <w:t xml:space="preserve"> de </w:t>
+      </w:r>
+      <w:proofErr w:type="spellStart"/>
+      <w:r>
+        <w:t>décision</w:t>
+      </w:r>
+      <w:proofErr w:type="spellEnd"/>
+      <w:r>
+        <w:t xml:space="preserve"> </w:t>
+      </w:r>
+      <w:proofErr w:type="spellStart"/>
+      <w:r>
+        <w:t>basée</w:t>
+      </w:r>
+      <w:proofErr w:type="spellEnd"/>
+      <w:r>
+        <w:t xml:space="preserve"> sur les données.</w:t>
       </w:r>
     </w:p>
     <w:p>
@@ -545,12 +1254,39 @@
         <w:pStyle w:val="Titre1"/>
       </w:pPr>
       <w:r>
-        <w:t>Résultats attendus</w:t>
+        <w:t>Perspectives</w:t>
       </w:r>
     </w:p>
     <w:p>
-      <w:r>
-        <w:t>Solution décisionnelle complète, automatisée, reproductible et documentée permettant une prise de décision basée sur les données.</w:t>
+      <w:proofErr w:type="spellStart"/>
+      <w:r>
+        <w:t>dbt</w:t>
+      </w:r>
+      <w:proofErr w:type="spellEnd"/>
+      <w:r>
+        <w:t xml:space="preserve">, </w:t>
+      </w:r>
+      <w:r>
+        <w:t>Snowflake</w:t>
+      </w:r>
+      <w:r>
+        <w:t xml:space="preserve">, Data Lake, Machine Learning et </w:t>
+      </w:r>
+      <w:proofErr w:type="spellStart"/>
+      <w:r>
+        <w:t>actualisation</w:t>
+      </w:r>
+      <w:proofErr w:type="spellEnd"/>
+      <w:r>
+        <w:t xml:space="preserve"> </w:t>
+      </w:r>
+      <w:proofErr w:type="spellStart"/>
+      <w:r>
+        <w:t>automatique</w:t>
+      </w:r>
+      <w:proofErr w:type="spellEnd"/>
+      <w:r>
+        <w:t>.</w:t>
       </w:r>
     </w:p>
     <w:p>
@@ -558,31 +1294,92 @@
         <w:pStyle w:val="Titre1"/>
       </w:pPr>
       <w:r>
-        <w:t>Perspectives</w:t>
+        <w:t>Conclusion</w:t>
       </w:r>
     </w:p>
     <w:p>
       <w:r>
-        <w:t xml:space="preserve">Ajout d'Airflow, dbt, </w:t>
-      </w:r>
-      <w:r>
-        <w:t>Snowflake</w:t>
-      </w:r>
-      <w:r>
-        <w:t>, Data Lake, Machine Learning et actualisation automatique.</w:t>
-      </w:r>
-    </w:p>
-    <w:p>
-      <w:pPr>
-        <w:pStyle w:val="Titre1"/>
-      </w:pPr>
-      <w:r>
-        <w:t>Conclusion</w:t>
-      </w:r>
-    </w:p>
-    <w:p>
-      <w:r>
-        <w:t>Le projet fournit une plateforme BI complète permettant d'exploiter efficacement les données Jumia et de générer des recommandations métier.</w:t>
+        <w:t xml:space="preserve">Le </w:t>
+      </w:r>
+      <w:proofErr w:type="spellStart"/>
+      <w:r>
+        <w:t>projet</w:t>
+      </w:r>
+      <w:proofErr w:type="spellEnd"/>
+      <w:r>
+        <w:t xml:space="preserve"> </w:t>
+      </w:r>
+      <w:proofErr w:type="spellStart"/>
+      <w:r>
+        <w:t>fournit</w:t>
+      </w:r>
+      <w:proofErr w:type="spellEnd"/>
+      <w:r>
+        <w:t xml:space="preserve"> </w:t>
+      </w:r>
+      <w:proofErr w:type="spellStart"/>
+      <w:r>
+        <w:t>une</w:t>
+      </w:r>
+      <w:proofErr w:type="spellEnd"/>
+      <w:r>
+        <w:t xml:space="preserve"> </w:t>
+      </w:r>
+      <w:proofErr w:type="spellStart"/>
+      <w:r>
+        <w:t>plateforme</w:t>
+      </w:r>
+      <w:proofErr w:type="spellEnd"/>
+      <w:r>
+        <w:t xml:space="preserve"> BI </w:t>
+      </w:r>
+      <w:proofErr w:type="spellStart"/>
+      <w:r>
+        <w:t>complète</w:t>
+      </w:r>
+      <w:proofErr w:type="spellEnd"/>
+      <w:r>
+        <w:t xml:space="preserve"> </w:t>
+      </w:r>
+      <w:proofErr w:type="spellStart"/>
+      <w:r>
+        <w:t>permettant</w:t>
+      </w:r>
+      <w:proofErr w:type="spellEnd"/>
+      <w:r>
+        <w:t xml:space="preserve"> </w:t>
+      </w:r>
+      <w:proofErr w:type="spellStart"/>
+      <w:r>
+        <w:t>d'exploiter</w:t>
+      </w:r>
+      <w:proofErr w:type="spellEnd"/>
+      <w:r>
+        <w:t xml:space="preserve"> </w:t>
+      </w:r>
+      <w:proofErr w:type="spellStart"/>
+      <w:r>
+        <w:t>efficacement</w:t>
+      </w:r>
+      <w:proofErr w:type="spellEnd"/>
+      <w:r>
+        <w:t xml:space="preserve"> les données Jumia et de </w:t>
+      </w:r>
+      <w:proofErr w:type="spellStart"/>
+      <w:r>
+        <w:t>générer</w:t>
+      </w:r>
+      <w:proofErr w:type="spellEnd"/>
+      <w:r>
+        <w:t xml:space="preserve"> des </w:t>
+      </w:r>
+      <w:proofErr w:type="spellStart"/>
+      <w:r>
+        <w:t>recommandations</w:t>
+      </w:r>
+      <w:proofErr w:type="spellEnd"/>
+      <w:r>
+        <w:t xml:space="preserve"> métier.</w:t>
       </w:r>
     </w:p>
     <w:sectPr>
@@ -1401,7 +2198,6 @@
   <w:style w:type="character" w:default="1" w:styleId="Policepardfaut">
     <w:name w:val="Default Paragraph Font"/>
     <w:uiPriority w:val="1"/>
-    <w:semiHidden/>
     <w:unhideWhenUsed/>
   </w:style>
   <w:style w:type="table" w:default="1" w:styleId="TableauNormal">
